--- a/downloads/teacher/04 Units/Unit 01 - Nutrition and Wellness - Kitchen Skills and Smart Eating/Lesson 01.02 - Handwashing, the Danger Zone, and Cross Contamination.docx
+++ b/downloads/teacher/04 Units/Unit 01 - Nutrition and Wellness - Kitchen Skills and Smart Eating/Lesson 01.02 - Handwashing, the Danger Zone, and Cross Contamination.docx
@@ -230,23 +230,41 @@
       <w:r>
         <w:t xml:space="preserve">By the end of this lesson, students will be able to:</w:t>
       </w:r>
-      <w:r>
-        <w:t xml:space="preserve"> </w:t>
-      </w:r>
-      <w:r>
-        <w:t xml:space="preserve">1. (Low) Without notes, list the six steps of proper handwashing in order and state the temperature danger zone (40 F to 140 F) and the two-hour rule.</w:t>
-      </w:r>
-      <w:r>
-        <w:t xml:space="preserve"> </w:t>
-      </w:r>
-      <w:r>
-        <w:t xml:space="preserve">2. (Mid) Given a kitchen scenario card, classify it as safe or not safe and explain which rule it follows or breaks (handwashing, danger zone, or cross contamination).</w:t>
-      </w:r>
-      <w:r>
-        <w:t xml:space="preserve"> </w:t>
-      </w:r>
-      <w:r>
-        <w:t xml:space="preserve">3. (High) For each</w:t>
+    </w:p>
+    <w:p>
+      <w:pPr>
+        <w:numPr>
+          <w:ilvl w:val="0"/>
+          <w:numId w:val="1002"/>
+        </w:numPr>
+        <w:pStyle w:val="Compact"/>
+      </w:pPr>
+      <w:r>
+        <w:t xml:space="preserve">(Low) Without notes, list the six steps of proper handwashing in order and state the temperature danger zone (40 F to 140 F) and the two-hour rule.</w:t>
+      </w:r>
+    </w:p>
+    <w:p>
+      <w:pPr>
+        <w:numPr>
+          <w:ilvl w:val="0"/>
+          <w:numId w:val="1002"/>
+        </w:numPr>
+        <w:pStyle w:val="Compact"/>
+      </w:pPr>
+      <w:r>
+        <w:t xml:space="preserve">(Mid) Given a kitchen scenario card, classify it as safe or not safe and explain which rule it follows or breaks (handwashing, danger zone, or cross contamination).</w:t>
+      </w:r>
+    </w:p>
+    <w:p>
+      <w:pPr>
+        <w:numPr>
+          <w:ilvl w:val="0"/>
+          <w:numId w:val="1002"/>
+        </w:numPr>
+        <w:pStyle w:val="Compact"/>
+      </w:pPr>
+      <w:r>
+        <w:t xml:space="preserve">(High) For each</w:t>
       </w:r>
       <w:r>
         <w:t xml:space="preserve"> </w:t>
@@ -314,7 +332,7 @@
       <w:pPr>
         <w:numPr>
           <w:ilvl w:val="0"/>
-          <w:numId w:val="1002"/>
+          <w:numId w:val="1003"/>
         </w:numPr>
         <w:pStyle w:val="Compact"/>
       </w:pPr>
@@ -335,7 +353,7 @@
       <w:pPr>
         <w:numPr>
           <w:ilvl w:val="0"/>
-          <w:numId w:val="1002"/>
+          <w:numId w:val="1003"/>
         </w:numPr>
         <w:pStyle w:val="Compact"/>
       </w:pPr>
@@ -347,7 +365,7 @@
       <w:pPr>
         <w:numPr>
           <w:ilvl w:val="0"/>
-          <w:numId w:val="1002"/>
+          <w:numId w:val="1003"/>
         </w:numPr>
         <w:pStyle w:val="Compact"/>
       </w:pPr>
@@ -359,7 +377,7 @@
       <w:pPr>
         <w:numPr>
           <w:ilvl w:val="0"/>
-          <w:numId w:val="1002"/>
+          <w:numId w:val="1003"/>
         </w:numPr>
         <w:pStyle w:val="Compact"/>
       </w:pPr>
@@ -386,7 +404,7 @@
       <w:pPr>
         <w:numPr>
           <w:ilvl w:val="0"/>
-          <w:numId w:val="1002"/>
+          <w:numId w:val="1003"/>
         </w:numPr>
         <w:pStyle w:val="Compact"/>
       </w:pPr>
@@ -434,7 +452,7 @@
       <w:pPr>
         <w:numPr>
           <w:ilvl w:val="0"/>
-          <w:numId w:val="1002"/>
+          <w:numId w:val="1003"/>
         </w:numPr>
         <w:pStyle w:val="Compact"/>
       </w:pPr>
@@ -482,7 +500,7 @@
       <w:pPr>
         <w:numPr>
           <w:ilvl w:val="0"/>
-          <w:numId w:val="1002"/>
+          <w:numId w:val="1003"/>
         </w:numPr>
         <w:pStyle w:val="Compact"/>
       </w:pPr>
@@ -503,7 +521,7 @@
       <w:pPr>
         <w:numPr>
           <w:ilvl w:val="0"/>
-          <w:numId w:val="1002"/>
+          <w:numId w:val="1003"/>
         </w:numPr>
         <w:pStyle w:val="Compact"/>
       </w:pPr>
@@ -524,7 +542,7 @@
       <w:pPr>
         <w:numPr>
           <w:ilvl w:val="0"/>
-          <w:numId w:val="1002"/>
+          <w:numId w:val="1003"/>
         </w:numPr>
         <w:pStyle w:val="Compact"/>
       </w:pPr>
@@ -536,7 +554,7 @@
       <w:pPr>
         <w:numPr>
           <w:ilvl w:val="0"/>
-          <w:numId w:val="1002"/>
+          <w:numId w:val="1003"/>
         </w:numPr>
         <w:pStyle w:val="Compact"/>
       </w:pPr>
@@ -953,49 +971,85 @@
       <w:r>
         <w:t xml:space="preserve">Monitor understanding:</w:t>
       </w:r>
-      <w:r>
-        <w:t xml:space="preserve"> </w:t>
-      </w:r>
-      <w:r>
-        <w:t xml:space="preserve">- Which step of handwashing did the volunteer skip the first time, and what did the glitter show?</w:t>
-      </w:r>
-      <w:r>
-        <w:t xml:space="preserve"> </w:t>
-      </w:r>
-      <w:r>
-        <w:t xml:space="preserve">- Is 100 F inside or outside the danger zone? Is a fridge at 38 F inside or outside?</w:t>
-      </w:r>
-      <w:r>
-        <w:t xml:space="preserve"> </w:t>
-      </w:r>
-      <w:r>
-        <w:t xml:space="preserve">- The cutting board touched raw egg. Then it touched bread. What just happened, and what is it called?</w:t>
-      </w:r>
-    </w:p>
-    <w:p>
-      <w:pPr>
-        <w:pStyle w:val="BodyText"/>
+    </w:p>
+    <w:p>
+      <w:pPr>
+        <w:numPr>
+          <w:ilvl w:val="0"/>
+          <w:numId w:val="1004"/>
+        </w:numPr>
+        <w:pStyle w:val="Compact"/>
+      </w:pPr>
+      <w:r>
+        <w:t xml:space="preserve">Which step of handwashing did the volunteer skip the first time, and what did the glitter show?</w:t>
+      </w:r>
+    </w:p>
+    <w:p>
+      <w:pPr>
+        <w:numPr>
+          <w:ilvl w:val="0"/>
+          <w:numId w:val="1004"/>
+        </w:numPr>
+        <w:pStyle w:val="Compact"/>
+      </w:pPr>
+      <w:r>
+        <w:t xml:space="preserve">Is 100 F inside or outside the danger zone? Is a fridge at 38 F inside or outside?</w:t>
+      </w:r>
+    </w:p>
+    <w:p>
+      <w:pPr>
+        <w:numPr>
+          <w:ilvl w:val="0"/>
+          <w:numId w:val="1004"/>
+        </w:numPr>
+        <w:pStyle w:val="Compact"/>
+      </w:pPr>
+      <w:r>
+        <w:t xml:space="preserve">The cutting board touched raw egg. Then it touched bread. What just happened, and what is it called?</w:t>
+      </w:r>
+    </w:p>
+    <w:p>
+      <w:pPr>
+        <w:pStyle w:val="FirstParagraph"/>
       </w:pPr>
       <w:r>
         <w:t xml:space="preserve">Deepen learning:</w:t>
       </w:r>
-      <w:r>
-        <w:t xml:space="preserve"> </w:t>
-      </w:r>
-      <w:r>
-        <w:t xml:space="preserve">- Why does a restaurant kitchen make cooks wash their hands even when they look clean?</w:t>
-      </w:r>
-      <w:r>
-        <w:t xml:space="preserve"> </w:t>
-      </w:r>
-      <w:r>
-        <w:t xml:space="preserve">- You take a sandwich to school in a backpack at 7 a.m. and eat it at 12:30. Is it safe? What would change your answer?</w:t>
-      </w:r>
-      <w:r>
-        <w:t xml:space="preserve"> </w:t>
-      </w:r>
-      <w:r>
-        <w:t xml:space="preserve">- Why do you think we wash the cutting board instead of just wiping it with the towel?</w:t>
+    </w:p>
+    <w:p>
+      <w:pPr>
+        <w:numPr>
+          <w:ilvl w:val="0"/>
+          <w:numId w:val="1005"/>
+        </w:numPr>
+        <w:pStyle w:val="Compact"/>
+      </w:pPr>
+      <w:r>
+        <w:t xml:space="preserve">Why does a restaurant kitchen make cooks wash their hands even when they look clean?</w:t>
+      </w:r>
+    </w:p>
+    <w:p>
+      <w:pPr>
+        <w:numPr>
+          <w:ilvl w:val="0"/>
+          <w:numId w:val="1005"/>
+        </w:numPr>
+        <w:pStyle w:val="Compact"/>
+      </w:pPr>
+      <w:r>
+        <w:t xml:space="preserve">You take a sandwich to school in a backpack at 7 a.m. and eat it at 12:30. Is it safe? What would change your answer?</w:t>
+      </w:r>
+    </w:p>
+    <w:p>
+      <w:pPr>
+        <w:numPr>
+          <w:ilvl w:val="0"/>
+          <w:numId w:val="1005"/>
+        </w:numPr>
+        <w:pStyle w:val="Compact"/>
+      </w:pPr>
+      <w:r>
+        <w:t xml:space="preserve">Why do you think we wash the cutting board instead of just wiping it with the towel?</w:t>
       </w:r>
     </w:p>
     <w:p>
@@ -1132,7 +1186,7 @@
       <w:pPr>
         <w:numPr>
           <w:ilvl w:val="0"/>
-          <w:numId w:val="1003"/>
+          <w:numId w:val="1006"/>
         </w:numPr>
         <w:pStyle w:val="Compact"/>
       </w:pPr>
@@ -1194,7 +1248,7 @@
       <w:pPr>
         <w:numPr>
           <w:ilvl w:val="0"/>
-          <w:numId w:val="1003"/>
+          <w:numId w:val="1006"/>
         </w:numPr>
         <w:pStyle w:val="Compact"/>
       </w:pPr>
@@ -1206,7 +1260,7 @@
       <w:pPr>
         <w:numPr>
           <w:ilvl w:val="0"/>
-          <w:numId w:val="1003"/>
+          <w:numId w:val="1006"/>
         </w:numPr>
         <w:pStyle w:val="Compact"/>
       </w:pPr>
@@ -1218,7 +1272,7 @@
       <w:pPr>
         <w:numPr>
           <w:ilvl w:val="0"/>
-          <w:numId w:val="1003"/>
+          <w:numId w:val="1006"/>
         </w:numPr>
         <w:pStyle w:val="Compact"/>
       </w:pPr>
@@ -1248,7 +1302,7 @@
       <w:pPr>
         <w:numPr>
           <w:ilvl w:val="0"/>
-          <w:numId w:val="1003"/>
+          <w:numId w:val="1006"/>
         </w:numPr>
         <w:pStyle w:val="Compact"/>
       </w:pPr>
@@ -1260,7 +1314,7 @@
       <w:pPr>
         <w:numPr>
           <w:ilvl w:val="0"/>
-          <w:numId w:val="1003"/>
+          <w:numId w:val="1006"/>
         </w:numPr>
         <w:pStyle w:val="Compact"/>
       </w:pPr>
@@ -1578,7 +1632,7 @@
       <w:pPr>
         <w:numPr>
           <w:ilvl w:val="0"/>
-          <w:numId w:val="1004"/>
+          <w:numId w:val="1007"/>
         </w:numPr>
         <w:pStyle w:val="Compact"/>
       </w:pPr>
@@ -1602,7 +1656,7 @@
       <w:pPr>
         <w:numPr>
           <w:ilvl w:val="0"/>
-          <w:numId w:val="1004"/>
+          <w:numId w:val="1007"/>
         </w:numPr>
         <w:pStyle w:val="Compact"/>
       </w:pPr>
@@ -1614,7 +1668,7 @@
       <w:pPr>
         <w:numPr>
           <w:ilvl w:val="0"/>
-          <w:numId w:val="1004"/>
+          <w:numId w:val="1007"/>
         </w:numPr>
         <w:pStyle w:val="Compact"/>
       </w:pPr>
@@ -1647,7 +1701,7 @@
       <w:pPr>
         <w:numPr>
           <w:ilvl w:val="0"/>
-          <w:numId w:val="1004"/>
+          <w:numId w:val="1007"/>
         </w:numPr>
         <w:pStyle w:val="Compact"/>
       </w:pPr>
@@ -1659,7 +1713,7 @@
       <w:pPr>
         <w:numPr>
           <w:ilvl w:val="0"/>
-          <w:numId w:val="1004"/>
+          <w:numId w:val="1007"/>
         </w:numPr>
         <w:pStyle w:val="Compact"/>
       </w:pPr>
@@ -1692,7 +1746,7 @@
       <w:pPr>
         <w:numPr>
           <w:ilvl w:val="0"/>
-          <w:numId w:val="1004"/>
+          <w:numId w:val="1007"/>
         </w:numPr>
         <w:pStyle w:val="Compact"/>
       </w:pPr>
@@ -1714,7 +1768,7 @@
       <w:pPr>
         <w:numPr>
           <w:ilvl w:val="0"/>
-          <w:numId w:val="1005"/>
+          <w:numId w:val="1008"/>
         </w:numPr>
         <w:pStyle w:val="Compact"/>
       </w:pPr>
@@ -1726,7 +1780,7 @@
       <w:pPr>
         <w:numPr>
           <w:ilvl w:val="0"/>
-          <w:numId w:val="1005"/>
+          <w:numId w:val="1008"/>
         </w:numPr>
         <w:pStyle w:val="Compact"/>
       </w:pPr>
@@ -1756,7 +1810,7 @@
       <w:pPr>
         <w:numPr>
           <w:ilvl w:val="0"/>
-          <w:numId w:val="1005"/>
+          <w:numId w:val="1008"/>
         </w:numPr>
         <w:pStyle w:val="Compact"/>
       </w:pPr>
@@ -1768,7 +1822,7 @@
       <w:pPr>
         <w:numPr>
           <w:ilvl w:val="0"/>
-          <w:numId w:val="1005"/>
+          <w:numId w:val="1008"/>
         </w:numPr>
         <w:pStyle w:val="Compact"/>
       </w:pPr>
@@ -1798,7 +1852,7 @@
       <w:pPr>
         <w:numPr>
           <w:ilvl w:val="0"/>
-          <w:numId w:val="1005"/>
+          <w:numId w:val="1008"/>
         </w:numPr>
         <w:pStyle w:val="Compact"/>
       </w:pPr>
@@ -1813,7 +1867,7 @@
       <w:pPr>
         <w:numPr>
           <w:ilvl w:val="0"/>
-          <w:numId w:val="1005"/>
+          <w:numId w:val="1008"/>
         </w:numPr>
         <w:pStyle w:val="Compact"/>
       </w:pPr>
@@ -2106,6 +2160,118 @@
       </w:pPr>
     </w:lvl>
   </w:abstractNum>
+  <w:abstractNum w:abstractNumId="99411">
+    <w:nsid w:val="71315dca"/>
+    <w:multiLevelType w:val="multilevel"/>
+    <w:lvl w:ilvl="0">
+      <w:start w:val="1"/>
+      <w:numFmt w:val="decimal"/>
+      <w:lvlText w:val="%1."/>
+      <w:lvlJc w:val="left"/>
+      <w:pPr>
+        <w:tabs>
+          <w:tab w:val="num" w:pos="0"/>
+        </w:tabs>
+        <w:ind w:left="480" w:hanging="480"/>
+      </w:pPr>
+    </w:lvl>
+    <w:lvl w:ilvl="1">
+      <w:start w:val="1"/>
+      <w:numFmt w:val="decimal"/>
+      <w:lvlText w:val="%2."/>
+      <w:lvlJc w:val="left"/>
+      <w:pPr>
+        <w:tabs>
+          <w:tab w:val="num" w:pos="720"/>
+        </w:tabs>
+        <w:ind w:left="1200" w:hanging="480"/>
+      </w:pPr>
+    </w:lvl>
+    <w:lvl w:ilvl="2">
+      <w:start w:val="1"/>
+      <w:numFmt w:val="decimal"/>
+      <w:lvlText w:val="%3."/>
+      <w:lvlJc w:val="left"/>
+      <w:pPr>
+        <w:tabs>
+          <w:tab w:val="num" w:pos="1440"/>
+        </w:tabs>
+        <w:ind w:left="1920" w:hanging="480"/>
+      </w:pPr>
+    </w:lvl>
+    <w:lvl w:ilvl="3">
+      <w:start w:val="1"/>
+      <w:numFmt w:val="decimal"/>
+      <w:lvlText w:val="%4."/>
+      <w:lvlJc w:val="left"/>
+      <w:pPr>
+        <w:tabs>
+          <w:tab w:val="num" w:pos="2160"/>
+        </w:tabs>
+        <w:ind w:left="2640" w:hanging="480"/>
+      </w:pPr>
+    </w:lvl>
+    <w:lvl w:ilvl="4">
+      <w:start w:val="1"/>
+      <w:numFmt w:val="decimal"/>
+      <w:lvlText w:val="%5."/>
+      <w:lvlJc w:val="left"/>
+      <w:pPr>
+        <w:tabs>
+          <w:tab w:val="num" w:pos="2880"/>
+        </w:tabs>
+        <w:ind w:left="3360" w:hanging="480"/>
+      </w:pPr>
+    </w:lvl>
+    <w:lvl w:ilvl="5">
+      <w:start w:val="1"/>
+      <w:numFmt w:val="decimal"/>
+      <w:lvlText w:val="%6."/>
+      <w:lvlJc w:val="left"/>
+      <w:pPr>
+        <w:tabs>
+          <w:tab w:val="num" w:pos="3600"/>
+        </w:tabs>
+        <w:ind w:left="4080" w:hanging="480"/>
+      </w:pPr>
+    </w:lvl>
+    <w:lvl w:ilvl="6">
+      <w:start w:val="1"/>
+      <w:numFmt w:val="decimal"/>
+      <w:lvlText w:val="%7."/>
+      <w:lvlJc w:val="left"/>
+      <w:pPr>
+        <w:tabs>
+          <w:tab w:val="num" w:pos="4320"/>
+        </w:tabs>
+        <w:ind w:left="4800" w:hanging="480"/>
+      </w:pPr>
+    </w:lvl>
+    <w:lvl w:ilvl="7">
+      <w:start w:val="1"/>
+      <w:numFmt w:val="decimal"/>
+      <w:lvlText w:val="%8."/>
+      <w:lvlJc w:val="left"/>
+      <w:pPr>
+        <w:tabs>
+          <w:tab w:val="num" w:pos="5040"/>
+        </w:tabs>
+        <w:ind w:left="5520" w:hanging="480"/>
+      </w:pPr>
+    </w:lvl>
+    <w:lvl w:ilvl="8">
+      <w:start w:val="1"/>
+      <w:numFmt w:val="decimal"/>
+      <w:lvlText w:val="%9."/>
+      <w:lvlJc w:val="left"/>
+      <w:pPr>
+        <w:tabs>
+          <w:tab w:val="num" w:pos="5760"/>
+        </w:tabs>
+        <w:ind w:left="6240" w:hanging="480"/>
+      </w:pPr>
+    </w:lvl>
+  </w:abstractNum>
   <w:num w:numId="1000">
     <w:abstractNumId w:val="990"/>
   </w:num>
@@ -2113,7 +2279,34 @@
     <w:abstractNumId w:val="991"/>
   </w:num>
   <w:num w:numId="1002">
-    <w:abstractNumId w:val="991"/>
+    <w:abstractNumId w:val="99411"/>
+    <w:lvlOverride w:ilvl="0">
+      <w:startOverride w:val="1"/>
+    </w:lvlOverride>
+    <w:lvlOverride w:ilvl="1">
+      <w:startOverride w:val="1"/>
+    </w:lvlOverride>
+    <w:lvlOverride w:ilvl="2">
+      <w:startOverride w:val="1"/>
+    </w:lvlOverride>
+    <w:lvlOverride w:ilvl="3">
+      <w:startOverride w:val="1"/>
+    </w:lvlOverride>
+    <w:lvlOverride w:ilvl="4">
+      <w:startOverride w:val="1"/>
+    </w:lvlOverride>
+    <w:lvlOverride w:ilvl="5">
+      <w:startOverride w:val="1"/>
+    </w:lvlOverride>
+    <w:lvlOverride w:ilvl="6">
+      <w:startOverride w:val="1"/>
+    </w:lvlOverride>
+    <w:lvlOverride w:ilvl="7">
+      <w:startOverride w:val="1"/>
+    </w:lvlOverride>
+    <w:lvlOverride w:ilvl="8">
+      <w:startOverride w:val="1"/>
+    </w:lvlOverride>
   </w:num>
   <w:num w:numId="1003">
     <w:abstractNumId w:val="991"/>
@@ -2122,6 +2315,15 @@
     <w:abstractNumId w:val="991"/>
   </w:num>
   <w:num w:numId="1005">
+    <w:abstractNumId w:val="991"/>
+  </w:num>
+  <w:num w:numId="1006">
+    <w:abstractNumId w:val="991"/>
+  </w:num>
+  <w:num w:numId="1007">
+    <w:abstractNumId w:val="991"/>
+  </w:num>
+  <w:num w:numId="1008">
     <w:abstractNumId w:val="991"/>
   </w:num>
 </w:numbering>

--- a/downloads/teacher/04 Units/Unit 01 - Nutrition and Wellness - Kitchen Skills and Smart Eating/Lesson 01.02 - Handwashing, the Danger Zone, and Cross Contamination.docx
+++ b/downloads/teacher/04 Units/Unit 01 - Nutrition and Wellness - Kitchen Skills and Smart Eating/Lesson 01.02 - Handwashing, the Danger Zone, and Cross Contamination.docx
@@ -339,15 +339,6 @@
       <w:r>
         <w:t xml:space="preserve">Glitter lotion (hand lotion mixed with fine craft glitter in a small tub), or a bottle of plain lotion plus a shaker of glitter, enough for one student’s hands.</w:t>
       </w:r>
-      <w:r>
-        <w:t xml:space="preserve"> </w:t>
-      </w:r>
-      <w:r>
-        <w:rPr>
-          <w:rStyle w:val="TeacherNote"/>
-        </w:rPr>
-        <w:t xml:space="preserve">[Sal: if glitter is banned in your room, use washable tempera paint thinned with water; it shows the same thing and washes out of the sink.]</w:t>
-      </w:r>
     </w:p>
     <w:p>
       <w:pPr>
@@ -506,15 +497,6 @@
       </w:pPr>
       <w:r>
         <w:t xml:space="preserve">A food thermometer to hold up during the danger zone slide</w:t>
-      </w:r>
-      <w:r>
-        <w:t xml:space="preserve"> </w:t>
-      </w:r>
-      <w:r>
-        <w:rPr>
-          <w:rStyle w:val="TeacherNote"/>
-        </w:rPr>
-        <w:t xml:space="preserve">[Sal: the one you will use in labs, so they see it now]</w:t>
       </w:r>
     </w:p>
     <w:p>
@@ -1687,15 +1669,6 @@
       <w:r>
         <w:t xml:space="preserve">, section 2.</w:t>
       </w:r>
-      <w:r>
-        <w:t xml:space="preserve"> </w:t>
-      </w:r>
-      <w:r>
-        <w:rPr>
-          <w:rStyle w:val="TeacherNote"/>
-        </w:rPr>
-        <w:t xml:space="preserve">[Sal: confirm against the NYSED PDF.]</w:t>
-      </w:r>
     </w:p>
     <w:p>
       <w:pPr>
@@ -1732,15 +1705,6 @@
       <w:r>
         <w:t xml:space="preserve">).</w:t>
       </w:r>
-      <w:r>
-        <w:t xml:space="preserve"> </w:t>
-      </w:r>
-      <w:r>
-        <w:rPr>
-          <w:rStyle w:val="TeacherNote"/>
-        </w:rPr>
-        <w:t xml:space="preserve">[Sal: confirm the current USDA page before the site goes public; the numbers have been stable for years.]</w:t>
-      </w:r>
     </w:p>
     <w:p>
       <w:pPr>
@@ -1751,7 +1715,7 @@
         <w:pStyle w:val="Compact"/>
       </w:pPr>
       <w:r>
-        <w:t xml:space="preserve">Sal’s own materials: the pre-cooked meat and eggs-only constraint from the King Kullen menu documents (Education/TeachingWork/LessonPlans) decides which cross contamination examples are used.</w:t>
+        <w:t xml:space="preserve">My own materials: the pre-cooked meat and eggs-only constraint from the supermarket menu documents decides which cross contamination examples are used.</w:t>
       </w:r>
     </w:p>
     <w:p>
@@ -1857,22 +1821,7 @@
         <w:pStyle w:val="Compact"/>
       </w:pPr>
       <w:r>
-        <w:rPr>
-          <w:rStyle w:val="TeacherNote"/>
-        </w:rPr>
-        <w:t xml:space="preserve">[Sal: the shared-room story fits here as well as in Lesson 1.4. Food left on counters overnight is the danger zone in real life. Tell as much as you are comfortable with, without names.]</w:t>
-      </w:r>
-    </w:p>
-    <w:p>
-      <w:pPr>
-        <w:numPr>
-          <w:ilvl w:val="0"/>
-          <w:numId w:val="1008"/>
-        </w:numPr>
-        <w:pStyle w:val="Compact"/>
-      </w:pPr>
-      <w:r>
-        <w:t xml:space="preserve">The three sink pictures (wet and soap, scrub 20, dry and turn off with the towel) stay taped above the sink all year. Point at them at the start of every lab.</w:t>
+        <w:t xml:space="preserve">The six-picture handwashing strip (wet, soap, scrub 20, rinse, dry, turn off with the towel) stays taped above the sink all year. Point at it at the start of every lab.</w:t>
       </w:r>
     </w:p>
     <w:sectPr>
